--- a/assets/cv/Juwen_Lie_CV_Product_Systems.docx
+++ b/assets/cv/Juwen_Lie_CV_Product_Systems.docx
@@ -24,7 +24,7 @@
         <w:rPr>
           <w:sz w:val="19"/>
         </w:rPr>
-        <w:t>Batam, Indonesia  |  +62 813-6419-3579  |  juwen12006@gmail.com</w:t>
+        <w:t>Batam, Indonesia  |  juwen12006@gmail.com</w:t>
       </w:r>
     </w:p>
     <w:p>
@@ -56,7 +56,7 @@
     </w:p>
     <w:p>
       <w:r>
-        <w:t>Product-minded, systems-driven engineer at Pegatron. Runs 6–12 month EVT-to-MP NPI programs and 2–3 concurrent Wi-Fi projects, coordinating PM, ME, EE, RF, quality, factory and suppliers, leading customer talks, and driving efficiency and quality. Aerospace background; builds software/AI systems on the side. Strengths: program leadership, cross-functional execution, root-cause problem solving.</w:t>
+        <w:t>Product-minded, systems-driven engineer at Pegatron. Runs 6–12 month EVT-to-MP NPI programs and 2–3 concurrent Wi-Fi projects, coordinating PM, ME, EE, RF, quality, factory and suppliers, leading customer talks, and driving efficiency and quality. Aerospace background; builds software/AI systems on the side.</w:t>
       </w:r>
     </w:p>
     <w:p>
